--- a/Output/Tables/table2_PP_QCEasytrial.docx
+++ b/Output/Tables/table2_PP_QCEasytrial.docx
@@ -142,7 +142,7 @@
         <w:tc>
           <w:tcPr>
             <w:tcBorders>
-              <w:bottom w:val="single" w:sz="12" w:space="0" w:color="666666"/>
+              <w:bottom w:val="none" w:sz="0" w:space="0" w:color="000000"/>
               <w:top w:val="single" w:sz="12" w:space="0" w:color="666666"/>
               <w:left w:val="none" w:sz="0" w:space="0" w:color="000000"/>
               <w:right w:val="none" w:sz="0" w:space="0" w:color="000000"/>
@@ -261,7 +261,7 @@
           <w:tcPr>
             <w:tcBorders>
               <w:bottom w:val="none" w:sz="0" w:space="0" w:color="000000"/>
-              <w:top w:val="single" w:sz="12" w:space="0" w:color="666666"/>
+              <w:top w:val="none" w:sz="0" w:space="0" w:color="000000"/>
               <w:left w:val="none" w:sz="0" w:space="0" w:color="000000"/>
               <w:right w:val="none" w:sz="0" w:space="0" w:color="000000"/>
             </w:tcBorders>
@@ -305,7 +305,7 @@
           <w:tcPr>
             <w:tcBorders>
               <w:bottom w:val="none" w:sz="0" w:space="0" w:color="000000"/>
-              <w:top w:val="single" w:sz="12" w:space="0" w:color="666666"/>
+              <w:top w:val="none" w:sz="0" w:space="0" w:color="000000"/>
               <w:left w:val="none" w:sz="0" w:space="0" w:color="000000"/>
               <w:right w:val="none" w:sz="0" w:space="0" w:color="000000"/>
             </w:tcBorders>
@@ -4669,7 +4669,7 @@
                 <w:szCs w:val="22"/>
                 <w:color w:val="000000"/>
               </w:rPr>
-              <w:t xml:space="preserve">Change in energy intake (kJ)</w:t>
+              <w:t xml:space="preserve">Change in energy intake (kcal)</w:t>
             </w:r>
           </w:p>
         </w:tc>
@@ -4814,7 +4814,7 @@
         <w:tc>
           <w:tcPr>
             <w:tcBorders>
-              <w:bottom w:val="none" w:sz="0" w:space="0" w:color="000000"/>
+              <w:bottom w:val="single" w:sz="12" w:space="0" w:color="666666"/>
               <w:top w:val="none" w:sz="0" w:space="0" w:color="000000"/>
               <w:left w:val="none" w:sz="0" w:space="0" w:color="000000"/>
               <w:right w:val="none" w:sz="0" w:space="0" w:color="000000"/>
@@ -4858,7 +4858,7 @@
         <w:tc>
           <w:tcPr>
             <w:tcBorders>
-              <w:bottom w:val="none" w:sz="0" w:space="0" w:color="000000"/>
+              <w:bottom w:val="single" w:sz="12" w:space="0" w:color="666666"/>
               <w:top w:val="none" w:sz="0" w:space="0" w:color="000000"/>
               <w:left w:val="none" w:sz="0" w:space="0" w:color="000000"/>
               <w:right w:val="none" w:sz="0" w:space="0" w:color="000000"/>
@@ -4989,51 +4989,51 @@
                 <w:szCs w:val="22"/>
                 <w:color w:val="000000"/>
               </w:rPr>
-              <w:t xml:space="preserve">-1040 (2670)</w:t>
-            </w:r>
-          </w:p>
-        </w:tc>
-        <w:tc>
-          <w:tcPr>
-            <w:tcBorders>
-              <w:bottom w:val="none" w:sz="0" w:space="0" w:color="000000"/>
-              <w:top w:val="none" w:sz="0" w:space="0" w:color="000000"/>
-              <w:left w:val="none" w:sz="0" w:space="0" w:color="000000"/>
-              <w:right w:val="none" w:sz="0" w:space="0" w:color="000000"/>
-            </w:tcBorders>
-            <w:shd w:val="clear" w:color="auto" w:fill="FFFFFF"/>
-            <w:tcMar>
-              <w:top w:w="0" w:type="dxa"/>
-              <w:bottom w:w="0" w:type="dxa"/>
-              <w:left w:w="0" w:type="dxa"/>
-              <w:right w:w="0" w:type="dxa"/>
-            </w:tcMar>
-            <w:vAlign w:val="center"/>
-          </w:tcPr>
-          <w:p>
-            <w:pPr>
-              <w:pStyle w:val="Normal"/>
-              <w:jc w:val="center"/>
-              <w:pBdr>
-                <w:bottom w:val="none" w:sz="0" w:space="0" w:color="000000"/>
-                <w:top w:val="none" w:sz="0" w:space="0" w:color="000000"/>
-                <w:left w:val="none" w:sz="0" w:space="0" w:color="000000"/>
-                <w:right w:val="none" w:sz="0" w:space="0" w:color="000000"/>
-              </w:pBdr>
-              <w:spacing w:after="100" w:before="100" w:line="240"/>
-              <w:ind w:left="100" w:right="100" w:firstLine="0" w:firstLineChars="0"/>
-            </w:pPr>
-            <w:r>
-              <w:rPr>
-                <w:rFonts w:ascii="Arial" w:hAnsi="Arial" w:eastAsia="Arial" w:cs="Arial"/>
-                <w:i w:val="false"/>
-                <w:b w:val="false"/>
-                <w:u w:val="none"/>
-                <w:sz w:val="22"/>
-                <w:szCs w:val="22"/>
-                <w:color w:val="000000"/>
-              </w:rPr>
-              <w:t xml:space="preserve">-65.7 (1270)</w:t>
+              <w:t xml:space="preserve">-248 (639)</w:t>
+            </w:r>
+          </w:p>
+        </w:tc>
+        <w:tc>
+          <w:tcPr>
+            <w:tcBorders>
+              <w:bottom w:val="none" w:sz="0" w:space="0" w:color="000000"/>
+              <w:top w:val="none" w:sz="0" w:space="0" w:color="000000"/>
+              <w:left w:val="none" w:sz="0" w:space="0" w:color="000000"/>
+              <w:right w:val="none" w:sz="0" w:space="0" w:color="000000"/>
+            </w:tcBorders>
+            <w:shd w:val="clear" w:color="auto" w:fill="FFFFFF"/>
+            <w:tcMar>
+              <w:top w:w="0" w:type="dxa"/>
+              <w:bottom w:w="0" w:type="dxa"/>
+              <w:left w:w="0" w:type="dxa"/>
+              <w:right w:w="0" w:type="dxa"/>
+            </w:tcMar>
+            <w:vAlign w:val="center"/>
+          </w:tcPr>
+          <w:p>
+            <w:pPr>
+              <w:pStyle w:val="Normal"/>
+              <w:jc w:val="center"/>
+              <w:pBdr>
+                <w:bottom w:val="none" w:sz="0" w:space="0" w:color="000000"/>
+                <w:top w:val="none" w:sz="0" w:space="0" w:color="000000"/>
+                <w:left w:val="none" w:sz="0" w:space="0" w:color="000000"/>
+                <w:right w:val="none" w:sz="0" w:space="0" w:color="000000"/>
+              </w:pBdr>
+              <w:spacing w:after="100" w:before="100" w:line="240"/>
+              <w:ind w:left="100" w:right="100" w:firstLine="0" w:firstLineChars="0"/>
+            </w:pPr>
+            <w:r>
+              <w:rPr>
+                <w:rFonts w:ascii="Arial" w:hAnsi="Arial" w:eastAsia="Arial" w:cs="Arial"/>
+                <w:i w:val="false"/>
+                <w:b w:val="false"/>
+                <w:u w:val="none"/>
+                <w:sz w:val="22"/>
+                <w:szCs w:val="22"/>
+                <w:color w:val="000000"/>
+              </w:rPr>
+              <w:t xml:space="preserve">-15.7 (305)</w:t>
             </w:r>
           </w:p>
         </w:tc>
@@ -6195,7 +6195,7 @@
           <w:tcPr>
             <w:tcBorders>
               <w:bottom w:val="single" w:sz="12" w:space="0" w:color="666666"/>
-              <w:top w:val="none" w:sz="0" w:space="0" w:color="000000"/>
+              <w:top w:val="single" w:sz="12" w:space="0" w:color="666666"/>
               <w:left w:val="none" w:sz="0" w:space="0" w:color="000000"/>
               <w:right w:val="none" w:sz="0" w:space="0" w:color="000000"/>
             </w:tcBorders>
@@ -6238,8 +6238,8 @@
         <w:tc>
           <w:tcPr>
             <w:tcBorders>
-              <w:bottom w:val="single" w:sz="12" w:space="0" w:color="666666"/>
-              <w:top w:val="none" w:sz="0" w:space="0" w:color="000000"/>
+              <w:bottom w:val="none" w:sz="0" w:space="0" w:color="000000"/>
+              <w:top w:val="single" w:sz="12" w:space="0" w:color="666666"/>
               <w:left w:val="none" w:sz="0" w:space="0" w:color="000000"/>
               <w:right w:val="none" w:sz="0" w:space="0" w:color="000000"/>
             </w:tcBorders>
